--- a/LLDD/word/BE/LLDD-BE-Database-Structure.docx
+++ b/LLDD/word/BE/LLDD-BE-Database-Structure.docx
@@ -492,7 +492,7 @@
                 <w:rFonts w:ascii="Arial" w:hAnsi="Arial" w:eastAsia="Arial" w:cs="Tahoma"/>
                 <w:sz w:val="18"/>
               </w:rPr>
-              <w:t>Aphiwit &lt;Bank&gt; Khammoon</w:t>
+              <w:t>Peerakorn &lt;Pete&gt; Sakunkaewphithak</w:t>
             </w:r>
           </w:p>
         </w:tc>
@@ -7297,7 +7297,7 @@
         <w:t>เอกสารฉบับนี้ไม่มี endpoint ของตัวเอง</w:t>
       </w:r>
       <w:r>
-        <w:t xml:space="preserve"> — เป็นสัญญา/งานภายในที่เอกสารอื่นเรียกใช้ (ดูขอบเขตใน 5.90 Endpoint Implementation Contract) · รายการ endpoint ทั้ง 29 เส้นของ SGI อยู่ที่ </w:t>
+        <w:t xml:space="preserve"> — เป็นสัญญา/งานภายในที่เอกสารอื่นเรียกใช้ (ดูขอบเขตใน 5.90 Endpoint Implementation Contract) · รายการ endpoint ทั้ง 28 เส้นของ SGI อยู่ที่ </w:t>
       </w:r>
       <w:r>
         <w:rPr>

--- a/LLDD/word/BE/LLDD-BE-Database-Structure.docx
+++ b/LLDD/word/BE/LLDD-BE-Database-Structure.docx
@@ -637,7 +637,7 @@
                 <w:rFonts w:ascii="Arial" w:hAnsi="Arial" w:eastAsia="Arial" w:cs="Tahoma"/>
                 <w:sz w:val="18"/>
               </w:rPr>
-              <w:t>กำหนด DDL ของ target schema 20 ตาราง พร้อม index/constraint/seed และสคริปต์ deploy ให้ทุกเอกสาร BE อ้างอิงโครงเดียวกัน — เป็น blocker ที่ต้องปิดในสัปดาห์แรก</w:t>
+              <w:t>กำหนด DDL ของ target schema 21 ตาราง พร้อม index/constraint/seed และสคริปต์ deploy ให้ทุกเอกสาร BE อ้างอิงโครงเดียวกัน — เป็น blocker ที่ต้องปิดในสัปดาห์แรก</w:t>
             </w:r>
           </w:p>
         </w:tc>
@@ -974,7 +974,7 @@
         <w:keepLines/>
       </w:pPr>
       <w:r>
-        <w:t>DDL ครบ 20 ตารางของ target schema (โซน A 8 · โซน B 9 · โซน C 3)</w:t>
+        <w:t>DDL ครบ 21 ตารางของ target schema (โซน A 8 · โซน B 9 · โซน C 3)</w:t>
       </w:r>
     </w:p>
     <w:p>
@@ -1930,7 +1930,7 @@
                 <w:rFonts w:ascii="Arial" w:hAnsi="Arial" w:eastAsia="Arial" w:cs="Tahoma"/>
                 <w:sz w:val="18"/>
               </w:rPr>
-              <w:t>มีอยู่จริง 23,958,780 แถว + import pipeline ใช้งานอยู่ (POST /performance/import-qssi · staging fcs_tmp_qssi_score)</w:t>
+              <w:t>มีอยู่จริง 24,284,545 แถว + import pipeline ใช้งานอยู่ (POST /performance/import-qssi · staging fcs_tmp_qssi_score)</w:t>
             </w:r>
           </w:p>
         </w:tc>
@@ -1945,7 +1945,7 @@
         <w:pageBreakBefore w:val="0"/>
       </w:pPr>
       <w:r>
-        <w:t>5.1 ขอบเขตตารางในโครง SGI (20 ตาราง — CREATE จริง 19 + reuse 1)</w:t>
+        <w:t>5.1 ขอบเขตตารางในโครง SGI (21 ตาราง — CREATE จริง 20 + reuse 1)</w:t>
       </w:r>
     </w:p>
     <w:p>
@@ -2003,7 +2003,7 @@
         <w:t>sps_store</w:t>
       </w:r>
       <w:r>
-        <w:t xml:space="preserve"> (23,958,780 แถว) จึง </w:t>
+        <w:t xml:space="preserve"> (24,284,545 แถว) จึง </w:t>
       </w:r>
       <w:r>
         <w:rPr>
@@ -2018,10 +2018,10 @@
         <w:rPr>
           <w:b/>
         </w:rPr>
-        <w:t>19 ตาราง</w:t>
+        <w:t>20 ตาราง</w:t>
       </w:r>
       <w:r>
-        <w:t xml:space="preserve"> (20 ตารางในโครง ลบ fcs_qssi_score ที่ reuse) · </w:t>
+        <w:t xml:space="preserve"> (21 ตารางในโครง ลบ fcs_qssi_score ที่ reuse) · </w:t>
       </w:r>
       <w:r>
         <w:rPr>
@@ -2588,6 +2588,44 @@
         <w:t xml:space="preserve"> และมีข้อมูลจริงใช้งานอยู่ การสร้างซ้ำใน SGI = ข้อมูลสองชุดที่ไม่มีวันตรงกัน</w:t>
       </w:r>
     </w:p>
+    <w:p>
+      <w:r>
+        <w:t xml:space="preserve">⚠️ </w:t>
+      </w:r>
+      <w:r>
+        <w:rPr>
+          <w:b/>
+        </w:rPr>
+        <w:t>จำนวนแถวเป็นค่า ณ 2026-09-16</w:t>
+      </w:r>
+      <w:r>
+        <w:t xml:space="preserve"> วัดสดจากฐาน dev ด้วย </w:t>
+      </w:r>
+      <w:r>
+        <w:rPr>
+          <w:rFonts w:ascii="Courier New" w:hAnsi="Courier New" w:eastAsia="Courier New" w:cs="Tahoma"/>
+        </w:rPr>
+        <w:t>tools/introspect_dev_sgi.py</w:t>
+      </w:r>
+      <w:r>
+        <w:t xml:space="preserve"> · ฐานนี้ยังมีระบบเดิมใช้งานอยู่จริง ตัวเลขจึงเปลี่ยนทุกวัน — ใช้เพื่อดู</w:t>
+      </w:r>
+      <w:r>
+        <w:rPr>
+          <w:b/>
+        </w:rPr>
+        <w:t>ขนาดของปัญหา</w:t>
+      </w:r>
+      <w:r>
+        <w:t xml:space="preserve"> ไม่ใช่ตัวเลขที่ต้องตรงเป๊ะ · ตรวจว่ายังใกล้เคียงอยู่ไหมด้วย </w:t>
+      </w:r>
+      <w:r>
+        <w:rPr>
+          <w:rFonts w:ascii="Courier New" w:hAnsi="Courier New" w:eastAsia="Courier New" w:cs="Tahoma"/>
+        </w:rPr>
+        <w:t>tools/check_docs_vs_db.py</w:t>
+      </w:r>
+    </w:p>
     <w:tbl>
       <w:tblPr>
         <w:tblStyle w:val="TableGrid"/>
@@ -2769,7 +2807,7 @@
                 <w:rFonts w:ascii="Arial" w:hAnsi="Arial" w:eastAsia="Arial" w:cs="Tahoma"/>
                 <w:sz w:val="18"/>
               </w:rPr>
-              <w:t>workflow_transaction 19,283 · workflow_history 38,010 · workflow_approver 96,542</w:t>
+              <w:t>workflow_transaction 19,327 · workflow_history 38,136 · workflow_approver 96,542</w:t>
             </w:r>
           </w:p>
         </w:tc>
@@ -2874,7 +2912,7 @@
                 <w:rFonts w:ascii="Arial" w:hAnsi="Arial" w:eastAsia="Arial" w:cs="Tahoma"/>
                 <w:sz w:val="18"/>
               </w:rPr>
-              <w:t>23,958,780</w:t>
+              <w:t>24,284,545</w:t>
             </w:r>
           </w:p>
         </w:tc>
@@ -2979,7 +3017,7 @@
                 <w:rFonts w:ascii="Arial" w:hAnsi="Arial" w:eastAsia="Arial" w:cs="Tahoma"/>
                 <w:sz w:val="18"/>
               </w:rPr>
-              <w:t>93,752</w:t>
+              <w:t>93,763</w:t>
             </w:r>
           </w:p>
         </w:tc>
@@ -3084,7 +3122,7 @@
                 <w:rFonts w:ascii="Arial" w:hAnsi="Arial" w:eastAsia="Arial" w:cs="Tahoma"/>
                 <w:sz w:val="18"/>
               </w:rPr>
-              <w:t>2,609 / 376</w:t>
+              <w:t>2,641 / 380</w:t>
             </w:r>
           </w:p>
         </w:tc>
@@ -3189,7 +3227,7 @@
                 <w:rFonts w:ascii="Arial" w:hAnsi="Arial" w:eastAsia="Arial" w:cs="Tahoma"/>
                 <w:sz w:val="18"/>
               </w:rPr>
-              <w:t>85 / 5,214</w:t>
+              <w:t>126 / 5,392</w:t>
             </w:r>
           </w:p>
         </w:tc>
@@ -3294,7 +3332,7 @@
                 <w:rFonts w:ascii="Arial" w:hAnsi="Arial" w:eastAsia="Arial" w:cs="Tahoma"/>
                 <w:sz w:val="18"/>
               </w:rPr>
-              <w:t>12,752</w:t>
+              <w:t>12,759</w:t>
             </w:r>
           </w:p>
         </w:tc>
@@ -3831,7 +3869,7 @@
                 <w:rFonts w:ascii="Arial" w:hAnsi="Arial" w:eastAsia="Arial" w:cs="Tahoma"/>
                 <w:sz w:val="18"/>
               </w:rPr>
-              <w:t>CREATE TABLE 19 ตาราง เรียงตาม dependency (C master -&gt; A pipeline -&gt; B document) — ไม่รวม fcs_qssi_score ที่ reuse ของเดิม</w:t>
+              <w:t>CREATE TABLE 20 ตาราง เรียงตาม dependency (C master -&gt; A pipeline -&gt; B document) — ไม่รวม fcs_qssi_score ที่ reuse ของเดิม</w:t>
             </w:r>
           </w:p>
         </w:tc>
@@ -4224,7 +4262,7 @@
         <w:br/>
         <w:t>--    SGI อ่าน workflow_route.email_id แล้วเรียก sendEmail() ของ email-lib · template อยู่ที่ email_template ของระบบ SBP เดิม (85 แถว)</w:t>
         <w:br/>
-        <w:t>--    lib เขียน log ให้เองที่ email_sent (5,214 แถว · mail_to/mail_cc/is_sent/error · ⚠️ คอลัมน์ผู้ส่งคือ send_by)</w:t>
+        <w:t>--    lib เขียน log ให้เองที่ email_sent (5,392 แถว · mail_to/mail_cc/is_sent/error · ⚠️ คอลัมน์ผู้ส่งคือ send_by)</w:t>
         <w:br/>
         <w:br/>
         <w:br/>
@@ -4628,7 +4666,7 @@
                 <w:rFonts w:ascii="Arial" w:hAnsi="Arial" w:eastAsia="Arial" w:cs="Tahoma"/>
                 <w:sz w:val="18"/>
               </w:rPr>
-              <w:t>SGI_APPROVE_LIMIT: THRESHOLD=100000 (เกณฑ์เดียว)</w:t>
+              <w:t>SGI_APPROVE_LIMIT: code_value=100000 · code_name=100000 (เกณฑ์เดียว)</w:t>
             </w:r>
           </w:p>
         </w:tc>
@@ -4733,7 +4771,7 @@
                 <w:rFonts w:ascii="Arial" w:hAnsi="Arial" w:eastAsia="Arial" w:cs="Tahoma"/>
                 <w:sz w:val="18"/>
               </w:rPr>
-              <w:t>SDD GI สไลด์ 17 — 3 แหล่งข้อมูลร้านที่ต้องชดเชย · รหัส PRO/REA ตั้งใหม่ 2026-08-24 ตามแพตเทิร์น 3 ตัวอักษรของ DATASOURCE เดิม (ALM/STA/HRS) เพราะ SDD และระบบเดิมไม่ได้กำหนดไว้</w:t>
+              <w:t>SDD GI สไลด์ 17 — 3 แหล่งข้อมูลร้านที่ต้องชดเชย · รหัส PRO/REA ตั้งใหม่ 2026-08-24 ตามแพตเทิร์น 3 ตัวอักษรของ DATASOURCE เดิม (ข้อมูลจริงมีแค่ ALM/STA) เพราะ SDD และระบบเดิมไม่ได้กำหนดไว้</w:t>
             </w:r>
           </w:p>
         </w:tc>
@@ -5073,7 +5111,7 @@
                 <w:rFonts w:ascii="Arial" w:hAnsi="Arial" w:eastAsia="Arial" w:cs="Tahoma"/>
                 <w:sz w:val="18"/>
               </w:rPr>
-              <w:t xml:space="preserve"> (23,958,780 แถว) แบบอ่านอย่างเดียว</w:t>
+              <w:t xml:space="preserve"> (24,284,545 แถว) แบบอ่านอย่างเดียว</w:t>
             </w:r>
           </w:p>
         </w:tc>
@@ -5794,7 +5832,7 @@
                 <w:rFonts w:ascii="Arial" w:hAnsi="Arial" w:eastAsia="Arial" w:cs="Tahoma"/>
                 <w:sz w:val="18"/>
               </w:rPr>
-              <w:t>ยืนยันรายการ 20 ตารางกับ Database design และ LLDD-Database.pdf ให้ตรงกันก่อนเขียน DDL; เขียน 01_schema.sql เรียงตาม dependency: โซน C master -&gt; โซน A pipeline -&gt; โซน B document; เขียน 02_index.sql แยกไฟล์ เพื่อให้ rerun/เพิ่ม index ภายหลังได้โดยไม่แตะ schema; เขียน 03_seed.sql เฉพาะ master ที่ระบบต้องมีตั้งแต่วันแรก</w:t>
+              <w:t>ยืนยันรายการ 21 ตารางกับ Database design และ LLDD-Database.pdf ให้ตรงกันก่อนเขียน DDL; เขียน 01_schema.sql เรียงตาม dependency: โซน C master -&gt; โซน A pipeline -&gt; โซน B document; เขียน 02_index.sql แยกไฟล์ เพื่อให้ rerun/เพิ่ม index ภายหลังได้โดยไม่แตะ schema; เขียน 03_seed.sql เฉพาะ master ที่ระบบต้องมีตั้งแต่วันแรก</w:t>
             </w:r>
           </w:p>
         </w:tc>
@@ -6023,7 +6061,7 @@
                 <w:rFonts w:ascii="Arial" w:hAnsi="Arial" w:eastAsia="Arial" w:cs="Tahoma"/>
                 <w:sz w:val="18"/>
               </w:rPr>
-              <w:t>กำหนด DDL ของ target schema 20 ตาราง พร้อม index/constraint/seed และสคริปต์ deploy ให้ทุกเอกสาร BE อ้างอิงโครงเดียวกัน — เป็น blocker ที่ต้องปิดในสัปดาห์แรก</w:t>
+              <w:t>กำหนด DDL ของ target schema 21 ตาราง พร้อม index/constraint/seed และสคริปต์ deploy ให้ทุกเอกสาร BE อ้างอิงโครงเดียวกัน — เป็น blocker ที่ต้องปิดในสัปดาห์แรก</w:t>
             </w:r>
           </w:p>
         </w:tc>
@@ -6224,7 +6262,7 @@
                 <w:rFonts w:ascii="Arial" w:hAnsi="Arial" w:eastAsia="Arial" w:cs="Tahoma"/>
                 <w:sz w:val="18"/>
               </w:rPr>
-              <w:t>ยืนยันรายการ 20 ตารางกับ Database design และ LLDD-Database.pdf ให้ตรงกันก่อนเขียน DDL</w:t>
+              <w:t>ยืนยันรายการ 21 ตารางกับ Database design และ LLDD-Database.pdf ให้ตรงกันก่อนเขียน DDL</w:t>
             </w:r>
           </w:p>
         </w:tc>
@@ -6953,7 +6991,7 @@
                 <w:rFonts w:ascii="Arial" w:hAnsi="Arial" w:eastAsia="Arial" w:cs="Tahoma"/>
                 <w:sz w:val="18"/>
               </w:rPr>
-              <w:t>สร้าง 19 ตารางตามลำดับ dependency</w:t>
+              <w:t>สร้าง 20 ตารางตามลำดับ dependency</w:t>
             </w:r>
           </w:p>
         </w:tc>
@@ -7652,7 +7690,7 @@
                 <w:rFonts w:ascii="Arial" w:hAnsi="Arial" w:eastAsia="Arial" w:cs="Tahoma"/>
                 <w:sz w:val="18"/>
               </w:rPr>
-              <w:t>ห้ามสร้างซ้ำ — 23,958,780 แถว + import pipeline ใช้งานอยู่</w:t>
+              <w:t>ห้ามสร้างซ้ำ — 24,284,545 แถว + import pipeline ใช้งานอยู่</w:t>
             </w:r>
           </w:p>
         </w:tc>
@@ -7860,7 +7898,7 @@
                 <w:rFonts w:ascii="Arial" w:hAnsi="Arial" w:eastAsia="Arial" w:cs="Tahoma"/>
                 <w:sz w:val="18"/>
               </w:rPr>
-              <w:t>ยืนยันรายการ 20 ตารางกับ Database design และ LLDD-Database.pdf ให้ตรงกันก่อนเขียน DDL</w:t>
+              <w:t>ยืนยันรายการ 21 ตารางกับ Database design และ LLDD-Database.pdf ให้ตรงกันก่อนเขียน DDL</w:t>
             </w:r>
           </w:p>
         </w:tc>
@@ -8223,7 +8261,7 @@
         <w:keepLines/>
       </w:pPr>
       <w:r>
-        <w:t>จำนวนตารางที่สร้างจริง = 19 ตาราง (20 ในโครง ลบ fcs_qssi_score ที่ reuse) ตรงกับ Database design</w:t>
+        <w:t>จำนวนตารางที่สร้างจริง = 20 ตาราง (21 ในโครง ลบ fcs_qssi_score ที่ reuse) ตรงกับ Database design</w:t>
       </w:r>
     </w:p>
     <w:p>

--- a/LLDD/word/BE/LLDD-BE-Database-Structure.docx
+++ b/LLDD/word/BE/LLDD-BE-Database-Structure.docx
@@ -7373,7 +7373,7 @@
         <w:t>เอกสารฉบับนี้ไม่มี endpoint ของตัวเอง</w:t>
       </w:r>
       <w:r>
-        <w:t xml:space="preserve"> — เป็นสัญญา/งานภายในที่เอกสารอื่นเรียกใช้ (ดูขอบเขตใน 5.90 Endpoint Implementation Contract) · รายการ endpoint ทั้ง 29 เส้นของ SGI อยู่ที่ </w:t>
+        <w:t xml:space="preserve"> — เป็นสัญญา/งานภายในที่เอกสารอื่นเรียกใช้ (ดูขอบเขตใน 5.90 Endpoint Implementation Contract) · รายการ endpoint ทั้ง 30 เส้นของ SGI อยู่ที่ </w:t>
       </w:r>
       <w:r>
         <w:rPr>
